--- a/лаб2мои.docx
+++ b/лаб2мои.docx
@@ -521,33 +521,6 @@
     </w:p>
     <w:p>
       <w:pPr>
-        <w:jc w:val="right"/>
-        <w:rPr>
-          <w:rFonts w:ascii="PT Serif" w:hAnsi="PT Serif"/>
-          <w:color w:val="595959" w:themeColor="text1" w:themeTint="A6"/>
-        </w:rPr>
-      </w:pPr>
-    </w:p>
-    <w:p>
-      <w:pPr>
-        <w:jc w:val="right"/>
-        <w:rPr>
-          <w:rFonts w:ascii="PT Serif" w:hAnsi="PT Serif"/>
-          <w:color w:val="595959" w:themeColor="text1" w:themeTint="A6"/>
-        </w:rPr>
-      </w:pPr>
-    </w:p>
-    <w:p>
-      <w:pPr>
-        <w:jc w:val="right"/>
-        <w:rPr>
-          <w:rFonts w:ascii="PT Serif" w:hAnsi="PT Serif"/>
-          <w:color w:val="595959" w:themeColor="text1" w:themeTint="A6"/>
-        </w:rPr>
-      </w:pPr>
-    </w:p>
-    <w:p>
-      <w:pPr>
         <w:jc w:val="center"/>
         <w:rPr>
           <w:rFonts w:ascii="PT Serif" w:hAnsi="PT Serif"/>
@@ -556,45 +529,6 @@
           <w:szCs w:val="22"/>
         </w:rPr>
       </w:pPr>
-      <w:r>
-        <w:rPr>
-          <w:rFonts w:ascii="PT Serif" w:hAnsi="PT Serif"/>
-          <w:color w:val="595959" w:themeColor="text1" w:themeTint="A6"/>
-          <w:sz w:val="22"/>
-          <w:szCs w:val="22"/>
-        </w:rPr>
-        <w:t>Санкт-Петербург</w:t>
-      </w:r>
-    </w:p>
-    <w:p>
-      <w:pPr>
-        <w:jc w:val="center"/>
-        <w:rPr>
-          <w:rFonts w:ascii="PT Serif" w:hAnsi="PT Serif"/>
-          <w:color w:val="595959" w:themeColor="text1" w:themeTint="A6"/>
-          <w:sz w:val="22"/>
-          <w:szCs w:val="22"/>
-        </w:rPr>
-      </w:pPr>
-      <w:r>
-        <w:rPr>
-          <w:rFonts w:ascii="PT Serif" w:hAnsi="PT Serif"/>
-          <w:color w:val="595959" w:themeColor="text1" w:themeTint="A6"/>
-          <w:sz w:val="22"/>
-          <w:szCs w:val="22"/>
-        </w:rPr>
-        <w:t>202</w:t>
-      </w:r>
-      <w:r>
-        <w:rPr>
-          <w:rFonts w:ascii="PT Serif" w:hAnsi="PT Serif"/>
-          <w:color w:val="595959" w:themeColor="text1" w:themeTint="A6"/>
-          <w:sz w:val="22"/>
-          <w:szCs w:val="22"/>
-          <w:lang w:val="ru-RU"/>
-        </w:rPr>
-        <w:t>6</w:t>
-      </w:r>
       <w:r>
         <w:rPr>
           <w:rFonts w:ascii="PT Serif" w:hAnsi="PT Serif"/>
@@ -643,9 +577,8 @@
           <w:color w:val="595959" w:themeColor="text1" w:themeTint="A6"/>
           <w:lang w:val="ru-RU"/>
         </w:rPr>
-        <w:t xml:space="preserve">ЛР_2. </w:t>
+        <w:t>ЛР_2. Расч</w:t>
       </w:r>
-      <w:proofErr w:type="spellStart"/>
       <w:r>
         <w:rPr>
           <w:rFonts w:ascii="PT Serif" w:hAnsi="PT Serif" w:cstheme="minorHAnsi"/>
@@ -654,7 +587,7 @@
           <w:color w:val="595959" w:themeColor="text1" w:themeTint="A6"/>
           <w:lang w:val="ru-RU"/>
         </w:rPr>
-        <w:t>Расч</w:t>
+        <w:t>ё</w:t>
       </w:r>
       <w:r>
         <w:rPr>
@@ -664,28 +597,7 @@
           <w:color w:val="595959" w:themeColor="text1" w:themeTint="A6"/>
           <w:lang w:val="ru-RU"/>
         </w:rPr>
-        <w:t>ё</w:t>
-      </w:r>
-      <w:r>
-        <w:rPr>
-          <w:rFonts w:ascii="PT Serif" w:hAnsi="PT Serif" w:cstheme="minorHAnsi"/>
-          <w:b/>
-          <w:iCs/>
-          <w:color w:val="595959" w:themeColor="text1" w:themeTint="A6"/>
-          <w:lang w:val="ru-RU"/>
-        </w:rPr>
-        <w:t>т</w:t>
-      </w:r>
-      <w:proofErr w:type="spellEnd"/>
-      <w:r>
-        <w:rPr>
-          <w:rFonts w:ascii="PT Serif" w:hAnsi="PT Serif" w:cstheme="minorHAnsi"/>
-          <w:b/>
-          <w:iCs/>
-          <w:color w:val="595959" w:themeColor="text1" w:themeTint="A6"/>
-          <w:lang w:val="ru-RU"/>
-        </w:rPr>
-        <w:t xml:space="preserve"> интеграла функции на заданном промежутке методом Монте-Карло.</w:t>
+        <w:t>т интеграла функции на заданном промежутке методом Монте-Карло.</w:t>
       </w:r>
     </w:p>
     <w:p>
@@ -3020,28 +2932,10 @@
     <w:p>
       <w:pPr>
         <w:pStyle w:val="2"/>
-        <w:rPr>
-          <w:color w:val="595959" w:themeColor="text1" w:themeTint="A6"/>
-        </w:rPr>
       </w:pPr>
       <w:bookmarkStart w:id="0" w:name="аналитический-расчет"/>
       <w:r>
-        <w:rPr>
-          <w:color w:val="595959" w:themeColor="text1" w:themeTint="A6"/>
-        </w:rPr>
-        <w:t>Аналитический расч</w:t>
-      </w:r>
-      <w:r>
-        <w:rPr>
-          <w:color w:val="595959" w:themeColor="text1" w:themeTint="A6"/>
-        </w:rPr>
-        <w:t>ё</w:t>
-      </w:r>
-      <w:r>
-        <w:rPr>
-          <w:color w:val="595959" w:themeColor="text1" w:themeTint="A6"/>
-        </w:rPr>
-        <w:t>т</w:t>
+        <w:t>Аналитический расчёт</w:t>
       </w:r>
     </w:p>
     <w:p>
@@ -3585,15 +3479,7 @@
                   <w:color w:val="595959" w:themeColor="text1" w:themeTint="A6"/>
                   <w:lang w:val="en-US"/>
                 </w:rPr>
-                <m:t>t</m:t>
-              </m:r>
-              <m:r>
-                <w:rPr>
-                  <w:rFonts w:ascii="Cambria Math" w:hAnsi="Cambria Math" w:cstheme="minorHAnsi"/>
-                  <w:color w:val="595959" w:themeColor="text1" w:themeTint="A6"/>
-                  <w:lang w:val="en-US"/>
-                </w:rPr>
-                <m:t>rue</m:t>
+                <m:t>true</m:t>
               </m:r>
             </m:sub>
           </m:sSub>
@@ -3677,15 +3563,9 @@
     <w:p>
       <w:pPr>
         <w:pStyle w:val="2"/>
-        <w:rPr>
-          <w:color w:val="595959" w:themeColor="text1" w:themeTint="A6"/>
-        </w:rPr>
       </w:pPr>
       <w:bookmarkStart w:id="2" w:name="простой-монте-карло"/>
       <w:r>
-        <w:rPr>
-          <w:color w:val="595959" w:themeColor="text1" w:themeTint="A6"/>
-        </w:rPr>
         <w:t>Простой Монте-Карло</w:t>
       </w:r>
     </w:p>
@@ -4283,15 +4163,7 @@
               <w:color w:val="595959" w:themeColor="text1" w:themeTint="A6"/>
               <w:lang w:val="en-US"/>
             </w:rPr>
-            <m:t>∆</m:t>
-          </m:r>
-          <m:r>
-            <w:rPr>
-              <w:rFonts w:ascii="Cambria Math" w:hAnsi="Cambria Math" w:cstheme="minorHAnsi"/>
-              <w:color w:val="595959" w:themeColor="text1" w:themeTint="A6"/>
-              <w:lang w:val="en-US"/>
-            </w:rPr>
-            <m:t>I=</m:t>
+            <m:t>∆I=</m:t>
           </m:r>
           <m:sSub>
             <m:sSubPr>
@@ -4321,15 +4193,7 @@
                   <w:color w:val="595959" w:themeColor="text1" w:themeTint="A6"/>
                   <w:lang w:val="en-US"/>
                 </w:rPr>
-                <m:t>t</m:t>
-              </m:r>
-              <m:r>
-                <w:rPr>
-                  <w:rFonts w:ascii="Cambria Math" w:hAnsi="Cambria Math" w:cstheme="minorHAnsi"/>
-                  <w:color w:val="595959" w:themeColor="text1" w:themeTint="A6"/>
-                  <w:lang w:val="en-US"/>
-                </w:rPr>
-                <m:t>rue</m:t>
+                <m:t>true</m:t>
               </m:r>
             </m:sub>
           </m:sSub>
@@ -4358,15 +4222,7 @@
               <w:color w:val="595959" w:themeColor="text1" w:themeTint="A6"/>
               <w:lang w:val="en-US"/>
             </w:rPr>
-            <m:t xml:space="preserve"> </m:t>
-          </m:r>
-          <m:r>
-            <w:rPr>
-              <w:rFonts w:ascii="Cambria Math" w:hAnsi="Cambria Math" w:cstheme="minorHAnsi"/>
-              <w:color w:val="595959" w:themeColor="text1" w:themeTint="A6"/>
-              <w:lang w:val="en-US"/>
-            </w:rPr>
-            <m:t>sqrt</m:t>
+            <m:t xml:space="preserve"> sqrt</m:t>
           </m:r>
           <m:d>
             <m:dPr>
@@ -4414,16 +4270,10 @@
     <w:p>
       <w:pPr>
         <w:pStyle w:val="2"/>
-        <w:rPr>
-          <w:color w:val="595959" w:themeColor="text1" w:themeTint="A6"/>
-        </w:rPr>
       </w:pPr>
       <w:bookmarkStart w:id="3" w:name="стратификация"/>
       <w:bookmarkEnd w:id="2"/>
       <w:r>
-        <w:rPr>
-          <w:color w:val="595959" w:themeColor="text1" w:themeTint="A6"/>
-        </w:rPr>
         <w:t>Стратификация</w:t>
       </w:r>
     </w:p>
@@ -4769,16 +4619,10 @@
     <w:p>
       <w:pPr>
         <w:pStyle w:val="2"/>
-        <w:rPr>
-          <w:color w:val="595959" w:themeColor="text1" w:themeTint="A6"/>
-        </w:rPr>
       </w:pPr>
       <w:bookmarkStart w:id="4" w:name="выборка-по-значимости"/>
       <w:bookmarkEnd w:id="3"/>
       <w:r>
-        <w:rPr>
-          <w:color w:val="595959" w:themeColor="text1" w:themeTint="A6"/>
-        </w:rPr>
         <w:t>Выборка по значимости</w:t>
       </w:r>
     </w:p>
@@ -5573,16 +5417,10 @@
     <w:p>
       <w:pPr>
         <w:pStyle w:val="2"/>
-        <w:rPr>
-          <w:color w:val="595959" w:themeColor="text1" w:themeTint="A6"/>
-        </w:rPr>
       </w:pPr>
       <w:bookmarkStart w:id="5" w:name="многократная-выборка-по-значимости"/>
       <w:bookmarkEnd w:id="4"/>
       <w:r>
-        <w:rPr>
-          <w:color w:val="595959" w:themeColor="text1" w:themeTint="A6"/>
-        </w:rPr>
         <w:t>Многократная выборка по значимости</w:t>
       </w:r>
     </w:p>
@@ -6394,16 +6232,10 @@
     <w:p>
       <w:pPr>
         <w:pStyle w:val="2"/>
-        <w:rPr>
-          <w:color w:val="595959" w:themeColor="text1" w:themeTint="A6"/>
-        </w:rPr>
       </w:pPr>
       <w:bookmarkStart w:id="6" w:name="русская-рулетка"/>
       <w:bookmarkEnd w:id="5"/>
       <w:r>
-        <w:rPr>
-          <w:color w:val="595959" w:themeColor="text1" w:themeTint="A6"/>
-        </w:rPr>
         <w:lastRenderedPageBreak/>
         <w:t>Русская рулетка</w:t>
       </w:r>
@@ -6528,23 +6360,7 @@
                 <w:color w:val="595959" w:themeColor="text1" w:themeTint="A6"/>
                 <w:lang w:val="ru-RU"/>
               </w:rPr>
-              <m:t xml:space="preserve"> </m:t>
-            </m:r>
-            <m:r>
-              <w:rPr>
-                <w:rFonts w:ascii="Cambria Math" w:hAnsi="Cambria Math" w:cstheme="minorHAnsi"/>
-                <w:color w:val="595959" w:themeColor="text1" w:themeTint="A6"/>
-                <w:lang w:val="ru-RU"/>
-              </w:rPr>
-              <m:t>–</m:t>
-            </m:r>
-            <m:r>
-              <w:rPr>
-                <w:rFonts w:ascii="Cambria Math" w:hAnsi="Cambria Math" w:cstheme="minorHAnsi"/>
-                <w:color w:val="595959" w:themeColor="text1" w:themeTint="A6"/>
-                <w:lang w:val="ru-RU"/>
-              </w:rPr>
-              <m:t xml:space="preserve"> </m:t>
+              <m:t xml:space="preserve"> – </m:t>
             </m:r>
             <m:r>
               <w:rPr>
@@ -6669,52 +6485,16 @@
         <w:rPr>
           <w:rFonts w:ascii="PT Serif" w:hAnsi="PT Serif" w:cstheme="minorHAnsi"/>
           <w:color w:val="595959" w:themeColor="text1" w:themeTint="A6"/>
-          <w:lang w:val="en-US"/>
+          <w:lang w:val="ru-RU"/>
         </w:rPr>
       </w:pPr>
       <w:r>
         <w:rPr>
           <w:rFonts w:ascii="PT Serif" w:hAnsi="PT Serif" w:cstheme="minorHAnsi"/>
           <w:color w:val="595959" w:themeColor="text1" w:themeTint="A6"/>
-          <w:lang w:val="en-US"/>
-        </w:rPr>
-        <w:t xml:space="preserve">В </w:t>
-      </w:r>
-      <w:proofErr w:type="spellStart"/>
-      <w:r>
-        <w:rPr>
-          <w:rFonts w:ascii="PT Serif" w:hAnsi="PT Serif" w:cstheme="minorHAnsi"/>
-          <w:color w:val="595959" w:themeColor="text1" w:themeTint="A6"/>
-          <w:lang w:val="en-US"/>
-        </w:rPr>
-        <w:t>работе</w:t>
-      </w:r>
-      <w:proofErr w:type="spellEnd"/>
-      <w:r>
-        <w:rPr>
-          <w:rFonts w:ascii="PT Serif" w:hAnsi="PT Serif" w:cstheme="minorHAnsi"/>
-          <w:color w:val="595959" w:themeColor="text1" w:themeTint="A6"/>
-          <w:lang w:val="en-US"/>
-        </w:rPr>
-        <w:t xml:space="preserve"> </w:t>
-      </w:r>
-      <w:proofErr w:type="spellStart"/>
-      <w:r>
-        <w:rPr>
-          <w:rFonts w:ascii="PT Serif" w:hAnsi="PT Serif" w:cstheme="minorHAnsi"/>
-          <w:color w:val="595959" w:themeColor="text1" w:themeTint="A6"/>
-          <w:lang w:val="en-US"/>
-        </w:rPr>
-        <w:t>использованы</w:t>
-      </w:r>
-      <w:proofErr w:type="spellEnd"/>
-      <w:r>
-        <w:rPr>
-          <w:rFonts w:ascii="PT Serif" w:hAnsi="PT Serif" w:cstheme="minorHAnsi"/>
-          <w:color w:val="595959" w:themeColor="text1" w:themeTint="A6"/>
-          <w:lang w:val="en-US"/>
-        </w:rPr>
-        <w:t>:</w:t>
+          <w:lang w:val="ru-RU"/>
+        </w:rPr>
+        <w:t>В работе использованы:</w:t>
       </w:r>
     </w:p>
     <w:p>
@@ -7006,14 +6786,8 @@
     <w:p>
       <w:pPr>
         <w:pStyle w:val="2"/>
-        <w:rPr>
-          <w:color w:val="595959" w:themeColor="text1" w:themeTint="A6"/>
-        </w:rPr>
       </w:pPr>
       <w:r>
-        <w:rPr>
-          <w:color w:val="595959" w:themeColor="text1" w:themeTint="A6"/>
-        </w:rPr>
         <w:t>N = 100</w:t>
       </w:r>
     </w:p>
@@ -8052,7 +7826,29 @@
                 <w:szCs w:val="20"/>
                 <w:lang w:val="en-US"/>
               </w:rPr>
-              <w:t xml:space="preserve"> по </w:t>
+              <w:t xml:space="preserve"> </w:t>
+            </w:r>
+            <w:proofErr w:type="spellStart"/>
+            <w:r>
+              <w:rPr>
+                <w:rFonts w:ascii="PT Serif" w:hAnsi="PT Serif"/>
+                <w:color w:val="595959" w:themeColor="text1" w:themeTint="A6"/>
+                <w:sz w:val="20"/>
+                <w:szCs w:val="20"/>
+                <w:lang w:val="en-US"/>
+              </w:rPr>
+              <w:t>по</w:t>
+            </w:r>
+            <w:proofErr w:type="spellEnd"/>
+            <w:r>
+              <w:rPr>
+                <w:rFonts w:ascii="PT Serif" w:hAnsi="PT Serif"/>
+                <w:color w:val="595959" w:themeColor="text1" w:themeTint="A6"/>
+                <w:sz w:val="20"/>
+                <w:szCs w:val="20"/>
+                <w:lang w:val="en-US"/>
+              </w:rPr>
+              <w:t xml:space="preserve"> </w:t>
             </w:r>
             <w:proofErr w:type="spellStart"/>
             <w:r>
@@ -10003,23 +9799,14 @@
           <w:numId w:val="0"/>
         </w:numPr>
         <w:ind w:left="720"/>
-        <w:rPr>
-          <w:color w:val="595959" w:themeColor="text1" w:themeTint="A6"/>
-        </w:rPr>
       </w:pPr>
       <w:bookmarkStart w:id="7" w:name="n-1000"/>
     </w:p>
     <w:p>
       <w:pPr>
         <w:pStyle w:val="2"/>
-        <w:rPr>
-          <w:color w:val="595959" w:themeColor="text1" w:themeTint="A6"/>
-        </w:rPr>
       </w:pPr>
       <w:r>
-        <w:rPr>
-          <w:color w:val="595959" w:themeColor="text1" w:themeTint="A6"/>
-        </w:rPr>
         <w:t>N = 1000</w:t>
       </w:r>
     </w:p>
@@ -11020,7 +10807,29 @@
                 <w:szCs w:val="20"/>
                 <w:lang w:val="en-US"/>
               </w:rPr>
-              <w:t xml:space="preserve"> по </w:t>
+              <w:t xml:space="preserve"> </w:t>
+            </w:r>
+            <w:proofErr w:type="spellStart"/>
+            <w:r>
+              <w:rPr>
+                <w:rFonts w:ascii="PT Serif" w:hAnsi="PT Serif"/>
+                <w:color w:val="595959" w:themeColor="text1" w:themeTint="A6"/>
+                <w:sz w:val="20"/>
+                <w:szCs w:val="20"/>
+                <w:lang w:val="en-US"/>
+              </w:rPr>
+              <w:t>по</w:t>
+            </w:r>
+            <w:proofErr w:type="spellEnd"/>
+            <w:r>
+              <w:rPr>
+                <w:rFonts w:ascii="PT Serif" w:hAnsi="PT Serif"/>
+                <w:color w:val="595959" w:themeColor="text1" w:themeTint="A6"/>
+                <w:sz w:val="20"/>
+                <w:szCs w:val="20"/>
+                <w:lang w:val="en-US"/>
+              </w:rPr>
+              <w:t xml:space="preserve"> </w:t>
             </w:r>
             <w:proofErr w:type="spellStart"/>
             <w:r>
@@ -12915,9 +12724,6 @@
           <w:numId w:val="0"/>
         </w:numPr>
         <w:ind w:left="720"/>
-        <w:rPr>
-          <w:color w:val="595959" w:themeColor="text1" w:themeTint="A6"/>
-        </w:rPr>
       </w:pPr>
       <w:bookmarkStart w:id="8" w:name="n-10000"/>
       <w:bookmarkEnd w:id="7"/>
@@ -12925,14 +12731,8 @@
     <w:p>
       <w:pPr>
         <w:pStyle w:val="2"/>
-        <w:rPr>
-          <w:color w:val="595959" w:themeColor="text1" w:themeTint="A6"/>
-        </w:rPr>
       </w:pPr>
       <w:r>
-        <w:rPr>
-          <w:color w:val="595959" w:themeColor="text1" w:themeTint="A6"/>
-        </w:rPr>
         <w:t>N = 10000</w:t>
       </w:r>
     </w:p>
@@ -13933,7 +13733,29 @@
                 <w:szCs w:val="20"/>
                 <w:lang w:val="en-US"/>
               </w:rPr>
-              <w:t xml:space="preserve"> по </w:t>
+              <w:t xml:space="preserve"> </w:t>
+            </w:r>
+            <w:proofErr w:type="spellStart"/>
+            <w:r>
+              <w:rPr>
+                <w:rFonts w:ascii="PT Serif" w:hAnsi="PT Serif"/>
+                <w:color w:val="595959" w:themeColor="text1" w:themeTint="A6"/>
+                <w:sz w:val="20"/>
+                <w:szCs w:val="20"/>
+                <w:lang w:val="en-US"/>
+              </w:rPr>
+              <w:t>по</w:t>
+            </w:r>
+            <w:proofErr w:type="spellEnd"/>
+            <w:r>
+              <w:rPr>
+                <w:rFonts w:ascii="PT Serif" w:hAnsi="PT Serif"/>
+                <w:color w:val="595959" w:themeColor="text1" w:themeTint="A6"/>
+                <w:sz w:val="20"/>
+                <w:szCs w:val="20"/>
+                <w:lang w:val="en-US"/>
+              </w:rPr>
+              <w:t xml:space="preserve"> </w:t>
             </w:r>
             <w:proofErr w:type="spellStart"/>
             <w:r>
@@ -15829,9 +15651,6 @@
           <w:numId w:val="0"/>
         </w:numPr>
         <w:ind w:left="720"/>
-        <w:rPr>
-          <w:color w:val="595959" w:themeColor="text1" w:themeTint="A6"/>
-        </w:rPr>
       </w:pPr>
       <w:bookmarkStart w:id="9" w:name="n-100000"/>
       <w:bookmarkEnd w:id="8"/>
@@ -15839,14 +15658,8 @@
     <w:p>
       <w:pPr>
         <w:pStyle w:val="2"/>
-        <w:rPr>
-          <w:color w:val="595959" w:themeColor="text1" w:themeTint="A6"/>
-        </w:rPr>
       </w:pPr>
       <w:r>
-        <w:rPr>
-          <w:color w:val="595959" w:themeColor="text1" w:themeTint="A6"/>
-        </w:rPr>
         <w:t>N = 100000</w:t>
       </w:r>
     </w:p>
@@ -16847,7 +16660,29 @@
                 <w:szCs w:val="20"/>
                 <w:lang w:val="en-US"/>
               </w:rPr>
-              <w:t xml:space="preserve"> по </w:t>
+              <w:t xml:space="preserve"> </w:t>
+            </w:r>
+            <w:proofErr w:type="spellStart"/>
+            <w:r>
+              <w:rPr>
+                <w:rFonts w:ascii="PT Serif" w:hAnsi="PT Serif"/>
+                <w:color w:val="595959" w:themeColor="text1" w:themeTint="A6"/>
+                <w:sz w:val="20"/>
+                <w:szCs w:val="20"/>
+                <w:lang w:val="en-US"/>
+              </w:rPr>
+              <w:t>по</w:t>
+            </w:r>
+            <w:proofErr w:type="spellEnd"/>
+            <w:r>
+              <w:rPr>
+                <w:rFonts w:ascii="PT Serif" w:hAnsi="PT Serif"/>
+                <w:color w:val="595959" w:themeColor="text1" w:themeTint="A6"/>
+                <w:sz w:val="20"/>
+                <w:szCs w:val="20"/>
+                <w:lang w:val="en-US"/>
+              </w:rPr>
+              <w:t xml:space="preserve"> </w:t>
             </w:r>
             <w:proofErr w:type="spellStart"/>
             <w:r>
@@ -18799,7 +18634,7 @@
                     <pic:cNvPicPr/>
                   </pic:nvPicPr>
                   <pic:blipFill>
-                    <a:blip r:embed="rId5" cstate="print">
+                    <a:blip r:embed="rId7" cstate="print">
                       <a:extLst>
                         <a:ext uri="{28A0092B-C50C-407E-A947-70E740481C1C}">
                           <a14:useLocalDpi xmlns:a14="http://schemas.microsoft.com/office/drawing/2010/main" val="0"/>
@@ -18862,7 +18697,7 @@
                     <pic:cNvPicPr/>
                   </pic:nvPicPr>
                   <pic:blipFill>
-                    <a:blip r:embed="rId6" cstate="print">
+                    <a:blip r:embed="rId8" cstate="print">
                       <a:extLst>
                         <a:ext uri="{28A0092B-C50C-407E-A947-70E740481C1C}">
                           <a14:useLocalDpi xmlns:a14="http://schemas.microsoft.com/office/drawing/2010/main" val="0"/>
@@ -19234,13 +19069,103 @@
       </w:pPr>
     </w:p>
     <w:sectPr>
+      <w:footerReference w:type="first" r:id="rId9"/>
       <w:pgSz w:w="11906" w:h="16838"/>
       <w:pgMar w:top="711" w:right="746" w:bottom="1178" w:left="720" w:header="720" w:footer="720" w:gutter="0"/>
       <w:cols w:space="720"/>
+      <w:titlePg/>
       <w:docGrid w:linePitch="360"/>
     </w:sectPr>
   </w:body>
 </w:document>
+</file>
+
+<file path=word/endnotes.xml><?xml version="1.0" encoding="utf-8"?>
+<w:endnotes xmlns:wpc="http://schemas.microsoft.com/office/word/2010/wordprocessingCanvas" xmlns:cx="http://schemas.microsoft.com/office/drawing/2014/chartex" xmlns:cx1="http://schemas.microsoft.com/office/drawing/2015/9/8/chartex" xmlns:cx2="http://schemas.microsoft.com/office/drawing/2015/10/21/chartex" xmlns:cx3="http://schemas.microsoft.com/office/drawing/2016/5/9/chartex" xmlns:cx4="http://schemas.microsoft.com/office/drawing/2016/5/10/chartex" xmlns:cx5="http://schemas.microsoft.com/office/drawing/2016/5/11/chartex" xmlns:cx6="http://schemas.microsoft.com/office/drawing/2016/5/12/chartex" xmlns:cx7="http://schemas.microsoft.com/office/drawing/2016/5/13/chartex" xmlns:cx8="http://schemas.microsoft.com/office/drawing/2016/5/14/chartex" xmlns:mc="http://schemas.openxmlformats.org/markup-compatibility/2006" xmlns:aink="http://schemas.microsoft.com/office/drawing/2016/ink" xmlns:am3d="http://schemas.microsoft.com/office/drawing/2017/model3d" xmlns:o="urn:schemas-microsoft-com:office:office" xmlns:oel="http://schemas.microsoft.com/office/2019/extlst" xmlns:r="http://schemas.openxmlformats.org/officeDocument/2006/relationships" xmlns:m="http://schemas.openxmlformats.org/officeDocument/2006/math" xmlns:v="urn:schemas-microsoft-com:vml" xmlns:wp14="http://schemas.microsoft.com/office/word/2010/wordprocessingDrawing" xmlns:wp="http://schemas.openxmlformats.org/drawingml/2006/wordprocessingDrawing" xmlns:w10="urn:schemas-microsoft-com:office:word" xmlns:w="http://schemas.openxmlformats.org/wordprocessingml/2006/main" xmlns:w14="http://schemas.microsoft.com/office/word/2010/wordml" xmlns:w15="http://schemas.microsoft.com/office/word/2012/wordml" xmlns:w16cex="http://schemas.microsoft.com/office/word/2018/wordml/cex" xmlns:w16cid="http://schemas.microsoft.com/office/word/2016/wordml/cid" xmlns:w16="http://schemas.microsoft.com/office/word/2018/wordml" xmlns:w16sdtdh="http://schemas.microsoft.com/office/word/2020/wordml/sdtdatahash" xmlns:w16se="http://schemas.microsoft.com/office/word/2015/wordml/symex" xmlns:wpg="http://schemas.microsoft.com/office/word/2010/wordprocessingGroup" xmlns:wpi="http://schemas.microsoft.com/office/word/2010/wordprocessingInk" xmlns:wne="http://schemas.microsoft.com/office/word/2006/wordml" xmlns:wps="http://schemas.microsoft.com/office/word/2010/wordprocessingShape" mc:Ignorable="w14 w15 w16se w16cid w16 w16cex w16sdtdh wp14">
+  <w:endnote w:type="separator" w:id="-1">
+    <w:p>
+      <w:r>
+        <w:separator/>
+      </w:r>
+    </w:p>
+  </w:endnote>
+  <w:endnote w:type="continuationSeparator" w:id="0">
+    <w:p>
+      <w:r>
+        <w:continuationSeparator/>
+      </w:r>
+    </w:p>
+  </w:endnote>
+</w:endnotes>
+</file>
+
+<file path=word/footer1.xml><?xml version="1.0" encoding="utf-8"?>
+<w:ftr xmlns:wpc="http://schemas.microsoft.com/office/word/2010/wordprocessingCanvas" xmlns:cx="http://schemas.microsoft.com/office/drawing/2014/chartex" xmlns:cx1="http://schemas.microsoft.com/office/drawing/2015/9/8/chartex" xmlns:cx2="http://schemas.microsoft.com/office/drawing/2015/10/21/chartex" xmlns:cx3="http://schemas.microsoft.com/office/drawing/2016/5/9/chartex" xmlns:cx4="http://schemas.microsoft.com/office/drawing/2016/5/10/chartex" xmlns:cx5="http://schemas.microsoft.com/office/drawing/2016/5/11/chartex" xmlns:cx6="http://schemas.microsoft.com/office/drawing/2016/5/12/chartex" xmlns:cx7="http://schemas.microsoft.com/office/drawing/2016/5/13/chartex" xmlns:cx8="http://schemas.microsoft.com/office/drawing/2016/5/14/chartex" xmlns:mc="http://schemas.openxmlformats.org/markup-compatibility/2006" xmlns:aink="http://schemas.microsoft.com/office/drawing/2016/ink" xmlns:am3d="http://schemas.microsoft.com/office/drawing/2017/model3d" xmlns:o="urn:schemas-microsoft-com:office:office" xmlns:oel="http://schemas.microsoft.com/office/2019/extlst" xmlns:r="http://schemas.openxmlformats.org/officeDocument/2006/relationships" xmlns:m="http://schemas.openxmlformats.org/officeDocument/2006/math" xmlns:v="urn:schemas-microsoft-com:vml" xmlns:wp14="http://schemas.microsoft.com/office/word/2010/wordprocessingDrawing" xmlns:wp="http://schemas.openxmlformats.org/drawingml/2006/wordprocessingDrawing" xmlns:w10="urn:schemas-microsoft-com:office:word" xmlns:w="http://schemas.openxmlformats.org/wordprocessingml/2006/main" xmlns:w14="http://schemas.microsoft.com/office/word/2010/wordml" xmlns:w15="http://schemas.microsoft.com/office/word/2012/wordml" xmlns:w16cex="http://schemas.microsoft.com/office/word/2018/wordml/cex" xmlns:w16cid="http://schemas.microsoft.com/office/word/2016/wordml/cid" xmlns:w16="http://schemas.microsoft.com/office/word/2018/wordml" xmlns:w16sdtdh="http://schemas.microsoft.com/office/word/2020/wordml/sdtdatahash" xmlns:w16se="http://schemas.microsoft.com/office/word/2015/wordml/symex" xmlns:wpg="http://schemas.microsoft.com/office/word/2010/wordprocessingGroup" xmlns:wpi="http://schemas.microsoft.com/office/word/2010/wordprocessingInk" xmlns:wne="http://schemas.microsoft.com/office/word/2006/wordml" xmlns:wps="http://schemas.microsoft.com/office/word/2010/wordprocessingShape" mc:Ignorable="w14 w15 w16se w16cid w16 w16cex w16sdtdh wp14">
+  <w:p>
+    <w:pPr>
+      <w:jc w:val="center"/>
+      <w:rPr>
+        <w:rFonts w:ascii="PT Serif" w:hAnsi="PT Serif"/>
+        <w:color w:val="595959" w:themeColor="text1" w:themeTint="A6"/>
+        <w:sz w:val="22"/>
+        <w:szCs w:val="22"/>
+      </w:rPr>
+    </w:pPr>
+    <w:r>
+      <w:rPr>
+        <w:rFonts w:ascii="PT Serif" w:hAnsi="PT Serif"/>
+        <w:color w:val="595959" w:themeColor="text1" w:themeTint="A6"/>
+        <w:sz w:val="22"/>
+        <w:szCs w:val="22"/>
+      </w:rPr>
+      <w:t>Санкт-Петербург</w:t>
+    </w:r>
+  </w:p>
+  <w:p>
+    <w:pPr>
+      <w:pStyle w:val="aa"/>
+      <w:jc w:val="center"/>
+    </w:pPr>
+    <w:r>
+      <w:rPr>
+        <w:rFonts w:ascii="PT Serif" w:hAnsi="PT Serif"/>
+        <w:color w:val="595959" w:themeColor="text1" w:themeTint="A6"/>
+        <w:sz w:val="22"/>
+        <w:szCs w:val="22"/>
+      </w:rPr>
+      <w:t>202</w:t>
+    </w:r>
+    <w:r>
+      <w:rPr>
+        <w:rFonts w:ascii="PT Serif" w:hAnsi="PT Serif"/>
+        <w:color w:val="595959" w:themeColor="text1" w:themeTint="A6"/>
+        <w:sz w:val="22"/>
+        <w:szCs w:val="22"/>
+        <w:lang w:val="ru-RU"/>
+      </w:rPr>
+      <w:t>6</w:t>
+    </w:r>
+  </w:p>
+</w:ftr>
+</file>
+
+<file path=word/footnotes.xml><?xml version="1.0" encoding="utf-8"?>
+<w:footnotes xmlns:wpc="http://schemas.microsoft.com/office/word/2010/wordprocessingCanvas" xmlns:cx="http://schemas.microsoft.com/office/drawing/2014/chartex" xmlns:cx1="http://schemas.microsoft.com/office/drawing/2015/9/8/chartex" xmlns:cx2="http://schemas.microsoft.com/office/drawing/2015/10/21/chartex" xmlns:cx3="http://schemas.microsoft.com/office/drawing/2016/5/9/chartex" xmlns:cx4="http://schemas.microsoft.com/office/drawing/2016/5/10/chartex" xmlns:cx5="http://schemas.microsoft.com/office/drawing/2016/5/11/chartex" xmlns:cx6="http://schemas.microsoft.com/office/drawing/2016/5/12/chartex" xmlns:cx7="http://schemas.microsoft.com/office/drawing/2016/5/13/chartex" xmlns:cx8="http://schemas.microsoft.com/office/drawing/2016/5/14/chartex" xmlns:mc="http://schemas.openxmlformats.org/markup-compatibility/2006" xmlns:aink="http://schemas.microsoft.com/office/drawing/2016/ink" xmlns:am3d="http://schemas.microsoft.com/office/drawing/2017/model3d" xmlns:o="urn:schemas-microsoft-com:office:office" xmlns:oel="http://schemas.microsoft.com/office/2019/extlst" xmlns:r="http://schemas.openxmlformats.org/officeDocument/2006/relationships" xmlns:m="http://schemas.openxmlformats.org/officeDocument/2006/math" xmlns:v="urn:schemas-microsoft-com:vml" xmlns:wp14="http://schemas.microsoft.com/office/word/2010/wordprocessingDrawing" xmlns:wp="http://schemas.openxmlformats.org/drawingml/2006/wordprocessingDrawing" xmlns:w10="urn:schemas-microsoft-com:office:word" xmlns:w="http://schemas.openxmlformats.org/wordprocessingml/2006/main" xmlns:w14="http://schemas.microsoft.com/office/word/2010/wordml" xmlns:w15="http://schemas.microsoft.com/office/word/2012/wordml" xmlns:w16cex="http://schemas.microsoft.com/office/word/2018/wordml/cex" xmlns:w16cid="http://schemas.microsoft.com/office/word/2016/wordml/cid" xmlns:w16="http://schemas.microsoft.com/office/word/2018/wordml" xmlns:w16sdtdh="http://schemas.microsoft.com/office/word/2020/wordml/sdtdatahash" xmlns:w16se="http://schemas.microsoft.com/office/word/2015/wordml/symex" xmlns:wpg="http://schemas.microsoft.com/office/word/2010/wordprocessingGroup" xmlns:wpi="http://schemas.microsoft.com/office/word/2010/wordprocessingInk" xmlns:wne="http://schemas.microsoft.com/office/word/2006/wordml" xmlns:wps="http://schemas.microsoft.com/office/word/2010/wordprocessingShape" mc:Ignorable="w14 w15 w16se w16cid w16 w16cex w16sdtdh wp14">
+  <w:footnote w:type="separator" w:id="-1">
+    <w:p>
+      <w:r>
+        <w:separator/>
+      </w:r>
+    </w:p>
+  </w:footnote>
+  <w:footnote w:type="continuationSeparator" w:id="0">
+    <w:p>
+      <w:r>
+        <w:continuationSeparator/>
+      </w:r>
+    </w:p>
+  </w:footnote>
+</w:footnotes>
 </file>
 
 <file path=word/numbering.xml><?xml version="1.0" encoding="utf-8"?>
@@ -23140,6 +23065,7 @@
   <w:style w:type="character" w:default="1" w:styleId="a1">
     <w:name w:val="Default Paragraph Font"/>
     <w:uiPriority w:val="1"/>
+    <w:semiHidden/>
     <w:unhideWhenUsed/>
   </w:style>
   <w:style w:type="table" w:default="1" w:styleId="a2">
@@ -23408,6 +23334,60 @@
     <w:rPr>
       <w:rFonts w:asciiTheme="majorHAnsi" w:eastAsiaTheme="majorEastAsia" w:hAnsiTheme="majorHAnsi" w:cstheme="majorBidi"/>
       <w:color w:val="1F3763" w:themeColor="accent1" w:themeShade="7F"/>
+      <w:kern w:val="0"/>
+      <w:lang w:eastAsia="ru-RU"/>
+      <w14:ligatures w14:val="none"/>
+    </w:rPr>
+  </w:style>
+  <w:style w:type="paragraph" w:styleId="a8">
+    <w:name w:val="header"/>
+    <w:basedOn w:val="a"/>
+    <w:link w:val="a9"/>
+    <w:uiPriority w:val="99"/>
+    <w:unhideWhenUsed/>
+    <w:rsid w:val="00677840"/>
+    <w:pPr>
+      <w:tabs>
+        <w:tab w:val="center" w:pos="4513"/>
+        <w:tab w:val="right" w:pos="9026"/>
+      </w:tabs>
+    </w:pPr>
+  </w:style>
+  <w:style w:type="character" w:customStyle="1" w:styleId="a9">
+    <w:name w:val="Верхний колонтитул Знак"/>
+    <w:basedOn w:val="a1"/>
+    <w:link w:val="a8"/>
+    <w:uiPriority w:val="99"/>
+    <w:rsid w:val="00677840"/>
+    <w:rPr>
+      <w:rFonts w:ascii="Times New Roman" w:eastAsia="Times New Roman" w:hAnsi="Times New Roman" w:cs="Times New Roman"/>
+      <w:kern w:val="0"/>
+      <w:lang w:eastAsia="ru-RU"/>
+      <w14:ligatures w14:val="none"/>
+    </w:rPr>
+  </w:style>
+  <w:style w:type="paragraph" w:styleId="aa">
+    <w:name w:val="footer"/>
+    <w:basedOn w:val="a"/>
+    <w:link w:val="ab"/>
+    <w:uiPriority w:val="99"/>
+    <w:unhideWhenUsed/>
+    <w:rsid w:val="00677840"/>
+    <w:pPr>
+      <w:tabs>
+        <w:tab w:val="center" w:pos="4513"/>
+        <w:tab w:val="right" w:pos="9026"/>
+      </w:tabs>
+    </w:pPr>
+  </w:style>
+  <w:style w:type="character" w:customStyle="1" w:styleId="ab">
+    <w:name w:val="Нижний колонтитул Знак"/>
+    <w:basedOn w:val="a1"/>
+    <w:link w:val="aa"/>
+    <w:uiPriority w:val="99"/>
+    <w:rsid w:val="00677840"/>
+    <w:rPr>
+      <w:rFonts w:ascii="Times New Roman" w:eastAsia="Times New Roman" w:hAnsi="Times New Roman" w:cs="Times New Roman"/>
       <w:kern w:val="0"/>
       <w:lang w:eastAsia="ru-RU"/>
       <w14:ligatures w14:val="none"/>
